--- a/docs/HRMS Deliverables to Development Phase/PrimeSoft_HRMS_Product_Vision_v2_6.docx
+++ b/docs/HRMS Deliverables to Development Phase/PrimeSoft_HRMS_Product_Vision_v2_6.docx
@@ -3316,7 +3316,7 @@
               <w:jc w:val="left"/>
             </w:pPr>
             <w:r>
-              <w:t xml:space="preserve">AES-256-GCM encryption for government identifiers, financial data, biometric identifiers, health data. Keys stored in environment secrets management — never in application code or database</w:t>
+              <w:t>AES-256-GCM encryption for enterprise identifiers, financial data, biometric identifiers, health data. Keys stored in environment secrets management — never in application code or database</w:t>
             </w:r>
           </w:p>
         </w:tc>
@@ -3484,7 +3484,7 @@
               <w:jc w:val="left"/>
             </w:pPr>
             <w:r>
-              <w:t xml:space="preserve">Government identifiers</w:t>
+              <w:t>Enterprise identifiers</w:t>
             </w:r>
           </w:p>
         </w:tc>
@@ -8150,7 +8150,7 @@
               <w:jc w:val="left"/>
             </w:pPr>
             <w:r>
-              <w:t xml:space="preserve">Government IDs</w:t>
+              <w:t>Enterprise IDs</w:t>
             </w:r>
           </w:p>
         </w:tc>
@@ -12307,7 +12307,7 @@
         <w:pStyle w:val="FirstParagraph"/>
       </w:pPr>
       <w:r>
-        <w:t xml:space="preserve">Manages all Indian statutory deduction calculations and government filing outputs.</w:t>
+        <w:t>Manages all Indian statutory deduction calculations and enterprise filing outputs.</w:t>
       </w:r>
     </w:p>
     <w:p>
@@ -12343,7 +12343,7 @@
         <w:t xml:space="preserve"> </w:t>
       </w:r>
       <w:r>
-        <w:t xml:space="preserve">All statutory rates, slabs, thresholds, and ceiling amounts are stored as platform-level master data rows — government revisions are applied through data updates, not code releases. Statutory compliance outputs are files for portal upload — direct API filing with government portals is a future capability dependent on portal availability. M07 is jointly administered by HR Admin and Compliance Admin — neither role alone constitutes full module admin coverage.</w:t>
+        <w:t>All statutory rates, slabs, thresholds, and ceiling amounts are stored as platform-level master data rows — enterprise revisions are applied through data updates, not code releases. Statutory compliance outputs are files for portal upload — direct API filing with enterprise portals is a future capability dependent on portal availability. M07 is jointly administered by HR Admin and Compliance Admin — neither role alone constitutes full module admin coverage.</w:t>
       </w:r>
     </w:p>
     <w:bookmarkEnd w:id="89"/>
@@ -13499,7 +13499,7 @@
         <w:pStyle w:val="BodyText"/>
       </w:pPr>
       <w:r>
-        <w:t xml:space="preserve">All statutory rates, slabs, and thresholds are stored as platform master data rows. Government revisions are applied through data updates, not code releases. Statutory compliance outputs are generated only after the payroll run has received Finance Admin approval — compliance files are never produced from an unapproved payroll run.</w:t>
+        <w:t>All statutory rates, slabs, and thresholds are stored as platform master data rows. Enterprise revisions are applied through data updates, not code releases. Statutory compliance outputs are generated only after the payroll run has received Finance Admin approval — compliance files are never produced from an unapproved payroll run.</w:t>
       </w:r>
     </w:p>
     <w:bookmarkEnd w:id="99"/>
@@ -14191,7 +14191,7 @@
               <w:jc w:val="left"/>
             </w:pPr>
             <w:r>
-              <w:t xml:space="preserve">Government Portals</w:t>
+              <w:t>Enterprise Portals</w:t>
             </w:r>
           </w:p>
         </w:tc>
@@ -15203,7 +15203,7 @@
         </w:numPr>
       </w:pPr>
       <w:r>
-        <w:t xml:space="preserve">PII is never sent to the AI model — all context is stripped of personal identifiers server-side before the API call is made. This stripping mechanism is governed by the same PII protection ceilings defined in sections 2.5 and 3.2 — fields classified as government identifiers, financial, biometric, or health data are excluded from AI context regardless of the querying role’s access level</w:t>
+        <w:t>PII is never sent to the AI model — all context is stripped of personal identifiers server-side before the API call is made. This stripping mechanism is governed by the same PII protection ceilings defined in sections 2.5 and 3.2 — fields classified as enterprise identifiers, financial, biometric, or health data are excluded from AI context regardless of the querying role’s access level</w:t>
       </w:r>
     </w:p>
     <w:p>
@@ -15228,7 +15228,10 @@
     <w:bookmarkEnd w:id="103"/>
     <w:bookmarkEnd w:id="104"/>
     <w:bookmarkEnd w:id="105"/>
-    <w:sectPr/>
+    <w:sectPr>
+      <w:headerReference w:type="default" r:id="rId9"/>
+      <w:footerReference w:type="default" r:id="rId10"/>
+    </w:sectPr>
   </w:body>
 </w:document>
 </file>
@@ -15237,6 +15240,16 @@
 <w:comments xmlns:w="http://schemas.openxmlformats.org/wordprocessingml/2006/main" xmlns:m="http://schemas.openxmlformats.org/officeDocument/2006/math" xmlns:r="http://schemas.openxmlformats.org/officeDocument/2006/relationships" xmlns:o="urn:schemas-microsoft-com:office:office" xmlns:v="urn:schemas-microsoft-com:vml" xmlns:w10="urn:schemas-microsoft-com:office:word" xmlns:a="http://schemas.openxmlformats.org/drawingml/2006/main" xmlns:pic="http://schemas.openxmlformats.org/drawingml/2006/picture" xmlns:wp="http://schemas.openxmlformats.org/drawingml/2006/wordprocessingDrawing"/>
 </file>
 
+<file path=word/footer1.xml><?xml version="1.0" encoding="utf-8"?>
+<w:ftr xmlns:m="http://schemas.openxmlformats.org/officeDocument/2006/math" xmlns:mc="http://schemas.openxmlformats.org/markup-compatibility/2006" xmlns:mo="http://schemas.microsoft.com/office/mac/office/2008/main" xmlns:mv="urn:schemas-microsoft-com:mac:vml" xmlns:o="urn:schemas-microsoft-com:office:office" xmlns:r="http://schemas.openxmlformats.org/officeDocument/2006/relationships" xmlns:v="urn:schemas-microsoft-com:vml" xmlns:w10="urn:schemas-microsoft-com:office:word" xmlns:w14="http://schemas.microsoft.com/office/word/2010/wordml" xmlns:w="http://schemas.openxmlformats.org/wordprocessingml/2006/main" xmlns:wne="http://schemas.microsoft.com/office/word/2006/wordml" xmlns:wp14="http://schemas.microsoft.com/office/word/2010/wordprocessingDrawing" xmlns:wp="http://schemas.openxmlformats.org/drawingml/2006/wordprocessingDrawing" xmlns:wpc="http://schemas.microsoft.com/office/word/2010/wordprocessingCanvas" xmlns:wpg="http://schemas.microsoft.com/office/word/2010/wordprocessingGroup" xmlns:wpi="http://schemas.microsoft.com/office/word/2010/wordprocessingInk" xmlns:wps="http://schemas.microsoft.com/office/word/2010/wordprocessingShape" mc:Ignorable="w14 wp14">
+  <w:p>
+    <w:pPr>
+      <w:pStyle w:val="Footer"/>
+    </w:pPr>
+  </w:p>
+</w:ftr>
+</file>
+
 <file path=word/footnotes.xml><?xml version="1.0" encoding="utf-8"?>
 <w:footnotes xmlns:w="http://schemas.openxmlformats.org/wordprocessingml/2006/main" xmlns:m="http://schemas.openxmlformats.org/officeDocument/2006/math" xmlns:r="http://schemas.openxmlformats.org/officeDocument/2006/relationships" xmlns:o="urn:schemas-microsoft-com:office:office" xmlns:v="urn:schemas-microsoft-com:vml" xmlns:w10="urn:schemas-microsoft-com:office:word" xmlns:a="http://schemas.openxmlformats.org/drawingml/2006/main" xmlns:pic="http://schemas.openxmlformats.org/drawingml/2006/picture" xmlns:wp="http://schemas.openxmlformats.org/drawingml/2006/wordprocessingDrawing">
   <w:footnote w:type="continuationSeparator" w:id="0">
@@ -15254,6 +15267,16 @@
     </w:p>
   </w:footnote>
 </w:footnotes>
+</file>
+
+<file path=word/header1.xml><?xml version="1.0" encoding="utf-8"?>
+<w:hdr xmlns:m="http://schemas.openxmlformats.org/officeDocument/2006/math" xmlns:mc="http://schemas.openxmlformats.org/markup-compatibility/2006" xmlns:mo="http://schemas.microsoft.com/office/mac/office/2008/main" xmlns:mv="urn:schemas-microsoft-com:mac:vml" xmlns:o="urn:schemas-microsoft-com:office:office" xmlns:r="http://schemas.openxmlformats.org/officeDocument/2006/relationships" xmlns:v="urn:schemas-microsoft-com:vml" xmlns:w10="urn:schemas-microsoft-com:office:word" xmlns:w14="http://schemas.microsoft.com/office/word/2010/wordml" xmlns:w="http://schemas.openxmlformats.org/wordprocessingml/2006/main" xmlns:wne="http://schemas.microsoft.com/office/word/2006/wordml" xmlns:wp14="http://schemas.microsoft.com/office/word/2010/wordprocessingDrawing" xmlns:wp="http://schemas.openxmlformats.org/drawingml/2006/wordprocessingDrawing" xmlns:wpc="http://schemas.microsoft.com/office/word/2010/wordprocessingCanvas" xmlns:wpg="http://schemas.microsoft.com/office/word/2010/wordprocessingGroup" xmlns:wpi="http://schemas.microsoft.com/office/word/2010/wordprocessingInk" xmlns:wps="http://schemas.microsoft.com/office/word/2010/wordprocessingShape" mc:Ignorable="w14 wp14">
+  <w:p>
+    <w:pPr>
+      <w:pStyle w:val="Header"/>
+    </w:pPr>
+  </w:p>
+</w:hdr>
 </file>
 
 <file path=word/numbering.xml><?xml version="1.0" encoding="utf-8"?>
